--- a/F_Test_Results.docx
+++ b/F_Test_Results.docx
@@ -16,7 +16,7 @@
           <w:rFonts w:ascii="Courier New" w:hAnsi="Courier New"/>
           <w:sz w:val="18"/>
         </w:rPr>
-        <w:t>&lt;F test: F=0.22033659306622655, p=0.8798770237761264, df_denom=9, df_num=3&gt;</w:t>
+        <w:t>&lt;F test: F=0.22033659306622647, p=0.8798770237761264, df_denom=9, df_num=3&gt;</w:t>
       </w:r>
     </w:p>
     <w:sectPr>
